--- a/Fase 3/Documentacion Final/Digitalización Taller PepsiCo.docx
+++ b/Fase 3/Documentacion Final/Digitalización Taller PepsiCo.docx
@@ -39,12 +39,12 @@
             <wp:extent cx="2483017" cy="604838"/>
             <wp:effectExtent b="0" l="0" r="0" t="0"/>
             <wp:wrapSquare wrapText="bothSides" distB="0" distT="0" distL="114300" distR="114300"/>
-            <wp:docPr id="17" name="image13.png"/>
+            <wp:docPr id="17" name="image17.png"/>
             <a:graphic>
               <a:graphicData uri="http://schemas.openxmlformats.org/drawingml/2006/picture">
                 <pic:pic>
                   <pic:nvPicPr>
-                    <pic:cNvPr id="0" name="image13.png"/>
+                    <pic:cNvPr id="0" name="image17.png"/>
                     <pic:cNvPicPr preferRelativeResize="0"/>
                   </pic:nvPicPr>
                   <pic:blipFill>
@@ -148,11 +148,8 @@
       </w:pPr>
       <w:r>
         <w:rPr>
-          <w:b w:val="1"/>
-          <w:bCs w:val="1"/>
-          <w:rtl w:val="0"/>
-        </w:rPr>
-        <w:t xml:space="preserve">https://d11d5li552qwyj.cloudfront.net/</w:t>
+          <w:rtl w:val="0"/>
+        </w:rPr>
       </w:r>
     </w:p>
     <w:p>
@@ -771,7 +768,7 @@
     </w:p>
     <w:sdt>
       <w:sdtPr>
-        <w:id w:val="1406878712"/>
+        <w:id w:val="583977974"/>
         <w:docPartObj>
           <w:docPartGallery w:val="Table of Contents"/>
           <w:docPartUnique w:val="1"/>
@@ -3165,12 +3162,12 @@
           <wp:inline distB="114300" distT="114300" distL="114300" distR="114300">
             <wp:extent cx="3957638" cy="1673300"/>
             <wp:effectExtent b="0" l="0" r="0" t="0"/>
-            <wp:docPr id="21" name="image16.png"/>
+            <wp:docPr id="21" name="image10.png"/>
             <a:graphic>
               <a:graphicData uri="http://schemas.openxmlformats.org/drawingml/2006/picture">
                 <pic:pic>
                   <pic:nvPicPr>
-                    <pic:cNvPr id="0" name="image16.png"/>
+                    <pic:cNvPr id="0" name="image10.png"/>
                     <pic:cNvPicPr preferRelativeResize="0"/>
                   </pic:nvPicPr>
                   <pic:blipFill>
@@ -9786,12 +9783,12 @@
           <wp:inline distB="114300" distT="114300" distL="114300" distR="114300">
             <wp:extent cx="3933825" cy="2743200"/>
             <wp:effectExtent b="0" l="0" r="0" t="0"/>
-            <wp:docPr id="16" name="image11.png"/>
+            <wp:docPr id="16" name="image22.png"/>
             <a:graphic>
               <a:graphicData uri="http://schemas.openxmlformats.org/drawingml/2006/picture">
                 <pic:pic>
                   <pic:nvPicPr>
-                    <pic:cNvPr id="0" name="image11.png"/>
+                    <pic:cNvPr id="0" name="image22.png"/>
                     <pic:cNvPicPr preferRelativeResize="0"/>
                   </pic:nvPicPr>
                   <pic:blipFill>
@@ -9912,12 +9909,12 @@
           <wp:inline distB="114300" distT="114300" distL="114300" distR="114300">
             <wp:extent cx="4848225" cy="2952750"/>
             <wp:effectExtent b="0" l="0" r="0" t="0"/>
-            <wp:docPr id="6" name="image21.png"/>
+            <wp:docPr id="6" name="image12.png"/>
             <a:graphic>
               <a:graphicData uri="http://schemas.openxmlformats.org/drawingml/2006/picture">
                 <pic:pic>
                   <pic:nvPicPr>
-                    <pic:cNvPr id="0" name="image21.png"/>
+                    <pic:cNvPr id="0" name="image12.png"/>
                     <pic:cNvPicPr preferRelativeResize="0"/>
                   </pic:nvPicPr>
                   <pic:blipFill>
@@ -10051,12 +10048,12 @@
           <wp:inline distB="114300" distT="114300" distL="114300" distR="114300">
             <wp:extent cx="5731200" cy="2400300"/>
             <wp:effectExtent b="0" l="0" r="0" t="0"/>
-            <wp:docPr id="7" name="image17.png"/>
+            <wp:docPr id="7" name="image2.png"/>
             <a:graphic>
               <a:graphicData uri="http://schemas.openxmlformats.org/drawingml/2006/picture">
                 <pic:pic>
                   <pic:nvPicPr>
-                    <pic:cNvPr id="0" name="image17.png"/>
+                    <pic:cNvPr id="0" name="image2.png"/>
                     <pic:cNvPicPr preferRelativeResize="0"/>
                   </pic:nvPicPr>
                   <pic:blipFill>
@@ -10268,12 +10265,12 @@
           <wp:inline distB="114300" distT="114300" distL="114300" distR="114300">
             <wp:extent cx="5634038" cy="2393053"/>
             <wp:effectExtent b="0" l="0" r="0" t="0"/>
-            <wp:docPr id="24" name="image19.png"/>
+            <wp:docPr id="24" name="image18.png"/>
             <a:graphic>
               <a:graphicData uri="http://schemas.openxmlformats.org/drawingml/2006/picture">
                 <pic:pic>
                   <pic:nvPicPr>
-                    <pic:cNvPr id="0" name="image19.png"/>
+                    <pic:cNvPr id="0" name="image18.png"/>
                     <pic:cNvPicPr preferRelativeResize="0"/>
                   </pic:nvPicPr>
                   <pic:blipFill>
@@ -14427,12 +14424,12 @@
           <wp:inline distB="114300" distT="114300" distL="114300" distR="114300">
             <wp:extent cx="1983925" cy="3668765"/>
             <wp:effectExtent b="0" l="0" r="0" t="0"/>
-            <wp:docPr id="14" name="image8.png"/>
+            <wp:docPr id="14" name="image13.png"/>
             <a:graphic>
               <a:graphicData uri="http://schemas.openxmlformats.org/drawingml/2006/picture">
                 <pic:pic>
                   <pic:nvPicPr>
-                    <pic:cNvPr id="0" name="image8.png"/>
+                    <pic:cNvPr id="0" name="image13.png"/>
                     <pic:cNvPicPr preferRelativeResize="0"/>
                   </pic:nvPicPr>
                   <pic:blipFill>
@@ -14530,12 +14527,12 @@
           <wp:inline distB="114300" distT="114300" distL="114300" distR="114300">
             <wp:extent cx="1888127" cy="3008650"/>
             <wp:effectExtent b="0" l="0" r="0" t="0"/>
-            <wp:docPr id="20" name="image14.png"/>
+            <wp:docPr id="20" name="image5.png"/>
             <a:graphic>
               <a:graphicData uri="http://schemas.openxmlformats.org/drawingml/2006/picture">
                 <pic:pic>
                   <pic:nvPicPr>
-                    <pic:cNvPr id="0" name="image14.png"/>
+                    <pic:cNvPr id="0" name="image5.png"/>
                     <pic:cNvPicPr preferRelativeResize="0"/>
                   </pic:nvPicPr>
                   <pic:blipFill>
@@ -14663,12 +14660,12 @@
           <wp:inline distB="114300" distT="114300" distL="114300" distR="114300">
             <wp:extent cx="4856008" cy="3261771"/>
             <wp:effectExtent b="0" l="0" r="0" t="0"/>
-            <wp:docPr id="23" name="image12.png"/>
+            <wp:docPr id="23" name="image20.png"/>
             <a:graphic>
               <a:graphicData uri="http://schemas.openxmlformats.org/drawingml/2006/picture">
                 <pic:pic>
                   <pic:nvPicPr>
-                    <pic:cNvPr id="0" name="image12.png"/>
+                    <pic:cNvPr id="0" name="image20.png"/>
                     <pic:cNvPicPr preferRelativeResize="0"/>
                   </pic:nvPicPr>
                   <pic:blipFill>
@@ -14770,12 +14767,12 @@
           <wp:inline distB="114300" distT="114300" distL="114300" distR="114300">
             <wp:extent cx="4568088" cy="4208800"/>
             <wp:effectExtent b="0" l="0" r="0" t="0"/>
-            <wp:docPr id="22" name="image22.png"/>
+            <wp:docPr id="22" name="image21.png"/>
             <a:graphic>
               <a:graphicData uri="http://schemas.openxmlformats.org/drawingml/2006/picture">
                 <pic:pic>
                   <pic:nvPicPr>
-                    <pic:cNvPr id="0" name="image22.png"/>
+                    <pic:cNvPr id="0" name="image21.png"/>
                     <pic:cNvPicPr preferRelativeResize="0"/>
                   </pic:nvPicPr>
                   <pic:blipFill>
@@ -15063,12 +15060,12 @@
           <wp:inline distB="114300" distT="114300" distL="114300" distR="114300">
             <wp:extent cx="5731200" cy="1130300"/>
             <wp:effectExtent b="0" l="0" r="0" t="0"/>
-            <wp:docPr id="3" name="image20.png"/>
+            <wp:docPr id="3" name="image6.png"/>
             <a:graphic>
               <a:graphicData uri="http://schemas.openxmlformats.org/drawingml/2006/picture">
                 <pic:pic>
                   <pic:nvPicPr>
-                    <pic:cNvPr id="0" name="image20.png"/>
+                    <pic:cNvPr id="0" name="image6.png"/>
                     <pic:cNvPicPr preferRelativeResize="0"/>
                   </pic:nvPicPr>
                   <pic:blipFill>
@@ -15457,12 +15454,12 @@
           <wp:inline distB="114300" distT="114300" distL="114300" distR="114300">
             <wp:extent cx="5731200" cy="1651000"/>
             <wp:effectExtent b="0" l="0" r="0" t="0"/>
-            <wp:docPr id="12" name="image18.png"/>
+            <wp:docPr id="12" name="image11.png"/>
             <a:graphic>
               <a:graphicData uri="http://schemas.openxmlformats.org/drawingml/2006/picture">
                 <pic:pic>
                   <pic:nvPicPr>
-                    <pic:cNvPr id="0" name="image18.png"/>
+                    <pic:cNvPr id="0" name="image11.png"/>
                     <pic:cNvPicPr preferRelativeResize="0"/>
                   </pic:nvPicPr>
                   <pic:blipFill>
@@ -15781,12 +15778,12 @@
           <wp:inline distB="114300" distT="114300" distL="114300" distR="114300">
             <wp:extent cx="4810125" cy="2395454"/>
             <wp:effectExtent b="0" l="0" r="0" t="0"/>
-            <wp:docPr id="8" name="image1.png"/>
+            <wp:docPr id="8" name="image3.png"/>
             <a:graphic>
               <a:graphicData uri="http://schemas.openxmlformats.org/drawingml/2006/picture">
                 <pic:pic>
                   <pic:nvPicPr>
-                    <pic:cNvPr id="0" name="image1.png"/>
+                    <pic:cNvPr id="0" name="image3.png"/>
                     <pic:cNvPicPr preferRelativeResize="0"/>
                   </pic:nvPicPr>
                   <pic:blipFill>
@@ -15893,12 +15890,12 @@
           <wp:inline distB="114300" distT="114300" distL="114300" distR="114300">
             <wp:extent cx="4824413" cy="2388787"/>
             <wp:effectExtent b="0" l="0" r="0" t="0"/>
-            <wp:docPr id="1" name="image9.png"/>
+            <wp:docPr id="1" name="image4.png"/>
             <a:graphic>
               <a:graphicData uri="http://schemas.openxmlformats.org/drawingml/2006/picture">
                 <pic:pic>
                   <pic:nvPicPr>
-                    <pic:cNvPr id="0" name="image9.png"/>
+                    <pic:cNvPr id="0" name="image4.png"/>
                     <pic:cNvPicPr preferRelativeResize="0"/>
                   </pic:nvPicPr>
                   <pic:blipFill>
@@ -16005,12 +16002,12 @@
           <wp:inline distB="114300" distT="114300" distL="114300" distR="114300">
             <wp:extent cx="4800433" cy="2395538"/>
             <wp:effectExtent b="0" l="0" r="0" t="0"/>
-            <wp:docPr id="13" name="image2.png"/>
+            <wp:docPr id="13" name="image19.png"/>
             <a:graphic>
               <a:graphicData uri="http://schemas.openxmlformats.org/drawingml/2006/picture">
                 <pic:pic>
                   <pic:nvPicPr>
-                    <pic:cNvPr id="0" name="image2.png"/>
+                    <pic:cNvPr id="0" name="image19.png"/>
                     <pic:cNvPicPr preferRelativeResize="0"/>
                   </pic:nvPicPr>
                   <pic:blipFill>
@@ -16106,12 +16103,12 @@
           <wp:inline distB="114300" distT="114300" distL="114300" distR="114300">
             <wp:extent cx="4792369" cy="2366963"/>
             <wp:effectExtent b="0" l="0" r="0" t="0"/>
-            <wp:docPr id="19" name="image5.png"/>
+            <wp:docPr id="19" name="image16.png"/>
             <a:graphic>
               <a:graphicData uri="http://schemas.openxmlformats.org/drawingml/2006/picture">
                 <pic:pic>
                   <pic:nvPicPr>
-                    <pic:cNvPr id="0" name="image5.png"/>
+                    <pic:cNvPr id="0" name="image16.png"/>
                     <pic:cNvPicPr preferRelativeResize="0"/>
                   </pic:nvPicPr>
                   <pic:blipFill>
@@ -16269,12 +16266,12 @@
           <wp:inline distB="114300" distT="114300" distL="114300" distR="114300">
             <wp:extent cx="4376738" cy="2179650"/>
             <wp:effectExtent b="0" l="0" r="0" t="0"/>
-            <wp:docPr id="18" name="image10.png"/>
+            <wp:docPr id="18" name="image7.png"/>
             <a:graphic>
               <a:graphicData uri="http://schemas.openxmlformats.org/drawingml/2006/picture">
                 <pic:pic>
                   <pic:nvPicPr>
-                    <pic:cNvPr id="0" name="image10.png"/>
+                    <pic:cNvPr id="0" name="image7.png"/>
                     <pic:cNvPicPr preferRelativeResize="0"/>
                   </pic:nvPicPr>
                   <pic:blipFill>
@@ -16365,12 +16362,12 @@
           <wp:inline distB="114300" distT="114300" distL="114300" distR="114300">
             <wp:extent cx="4024313" cy="1993611"/>
             <wp:effectExtent b="0" l="0" r="0" t="0"/>
-            <wp:docPr id="10" name="image4.png"/>
+            <wp:docPr id="10" name="image9.png"/>
             <a:graphic>
               <a:graphicData uri="http://schemas.openxmlformats.org/drawingml/2006/picture">
                 <pic:pic>
                   <pic:nvPicPr>
-                    <pic:cNvPr id="0" name="image4.png"/>
+                    <pic:cNvPr id="0" name="image9.png"/>
                     <pic:cNvPicPr preferRelativeResize="0"/>
                   </pic:nvPicPr>
                   <pic:blipFill>
@@ -16461,12 +16458,12 @@
           <wp:inline distB="114300" distT="114300" distL="114300" distR="114300">
             <wp:extent cx="4749864" cy="1420161"/>
             <wp:effectExtent b="0" l="0" r="0" t="0"/>
-            <wp:docPr id="4" name="image6.png"/>
+            <wp:docPr id="4" name="image14.png"/>
             <a:graphic>
               <a:graphicData uri="http://schemas.openxmlformats.org/drawingml/2006/picture">
                 <pic:pic>
                   <pic:nvPicPr>
-                    <pic:cNvPr id="0" name="image6.png"/>
+                    <pic:cNvPr id="0" name="image14.png"/>
                     <pic:cNvPicPr preferRelativeResize="0"/>
                   </pic:nvPicPr>
                   <pic:blipFill>
@@ -16557,12 +16554,12 @@
           <wp:inline distB="114300" distT="114300" distL="114300" distR="114300">
             <wp:extent cx="3252788" cy="1485900"/>
             <wp:effectExtent b="0" l="0" r="0" t="0"/>
-            <wp:docPr id="5" name="image7.png"/>
+            <wp:docPr id="5" name="image1.png"/>
             <a:graphic>
               <a:graphicData uri="http://schemas.openxmlformats.org/drawingml/2006/picture">
                 <pic:pic>
                   <pic:nvPicPr>
-                    <pic:cNvPr id="0" name="image7.png"/>
+                    <pic:cNvPr id="0" name="image1.png"/>
                     <pic:cNvPicPr preferRelativeResize="0"/>
                   </pic:nvPicPr>
                   <pic:blipFill>
@@ -20740,7 +20737,7 @@
                 <w:szCs w:val="20"/>
                 <w:rtl w:val="0"/>
               </w:rPr>
-              <w:t xml:space="preserve">Archivos originales de diseño UI/UX (Figma/Imagen) que muestran la evolución visual de la plataforma.</w:t>
+              <w:t xml:space="preserve">Archivos originales de diseño UI/UX, que muestran la evolución visual de la plataforma.</w:t>
             </w:r>
           </w:p>
         </w:tc>
@@ -20970,7 +20967,7 @@
                 <w:szCs w:val="20"/>
                 <w:rtl w:val="0"/>
               </w:rPr>
-              <w:t xml:space="preserve">Repositorio completo del proyecto (Frontend y Backend) listo para despliegue.</w:t>
+              <w:t xml:space="preserve">Repositorio parcial del proyecto (Backend).</w:t>
             </w:r>
           </w:p>
         </w:tc>
@@ -24918,12 +24915,12 @@
           <wp:inline distB="114300" distT="114300" distL="114300" distR="114300">
             <wp:extent cx="4929188" cy="2366338"/>
             <wp:effectExtent b="0" l="0" r="0" t="0"/>
-            <wp:docPr id="15" name="image3.png"/>
+            <wp:docPr id="15" name="image8.png"/>
             <a:graphic>
               <a:graphicData uri="http://schemas.openxmlformats.org/drawingml/2006/picture">
                 <pic:pic>
                   <pic:nvPicPr>
-                    <pic:cNvPr id="0" name="image3.png"/>
+                    <pic:cNvPr id="0" name="image8.png"/>
                     <pic:cNvPicPr preferRelativeResize="0"/>
                   </pic:nvPicPr>
                   <pic:blipFill>
@@ -25637,12 +25634,12 @@
           <wp:extent cx="1464262" cy="358595"/>
           <wp:effectExtent b="0" l="0" r="0" t="0"/>
           <wp:wrapSquare wrapText="bothSides" distB="0" distT="0" distL="114300" distR="114300"/>
-          <wp:docPr id="9" name="image13.png"/>
+          <wp:docPr id="9" name="image17.png"/>
           <a:graphic>
             <a:graphicData uri="http://schemas.openxmlformats.org/drawingml/2006/picture">
               <pic:pic>
                 <pic:nvPicPr>
-                  <pic:cNvPr id="0" name="image13.png"/>
+                  <pic:cNvPr id="0" name="image17.png"/>
                   <pic:cNvPicPr preferRelativeResize="0"/>
                 </pic:nvPicPr>
                 <pic:blipFill>
